--- a/tasuki-electoral-model/output/submission_ssr/Title_Page_SSR.docx
+++ b/tasuki-electoral-model/output/submission_ssr/Title_Page_SSR.docx
@@ -139,7 +139,7 @@
         <w:t xml:space="preserve">Number of tables: </w:t>
       </w:r>
       <w:r>
-        <w:t>0</w:t>
+        <w:t>1</w:t>
       </w:r>
     </w:p>
     <w:p/>
